--- a/production/review/unit-02/unit2-written-study-review-key.docx
+++ b/production/review/unit-02/unit2-written-study-review-key.docx
@@ -230,7 +230,7 @@
           <w:color w:val="1F1F1F"/>
           <w:sz w:val="26"/>
         </w:rPr>
-        <w:t>Three fossil fuels: coal, petroleum, and natural gas.  Nuclear fuel: uranium.</w:t>
+        <w:t>Three fossil fuels: coal, petroleum, and natural gas.  Nuclear fuel: uranium.  Hybrid: two.</w:t>
       </w:r>
     </w:p>
     <w:p>
